--- a/Титульный лист.docx
+++ b/Титульный лист.docx
@@ -277,9 +277,12 @@
                 <w:u w:val="single"/>
                 <w:lang w:eastAsia="en-US"/>
               </w:rPr>
-              <w:t>ПМ.0</w:t>
-            </w:r>
-            <w:r>
+              <w:t xml:space="preserve">ПМ.08 Разработка дизайна веб-приложений </w:t>
+            </w:r>
+          </w:p>
+          <w:p>
+            <w:pPr>
+              <w:jc w:val="center"/>
               <w:rPr>
                 <w:b/>
                 <w:sz w:val="28"/>
@@ -287,108 +290,25 @@
                 <w:u w:val="single"/>
                 <w:lang w:eastAsia="en-US"/>
               </w:rPr>
-              <w:t>8</w:t>
-            </w:r>
+            </w:pPr>
             <w:r>
               <w:rPr>
                 <w:b/>
                 <w:sz w:val="28"/>
                 <w:szCs w:val="28"/>
+                <w:lang w:eastAsia="en-US"/>
+              </w:rPr>
+              <w:t xml:space="preserve">                             </w:t>
+            </w:r>
+            <w:r>
+              <w:rPr>
+                <w:b/>
+                <w:sz w:val="28"/>
+                <w:szCs w:val="28"/>
                 <w:u w:val="single"/>
                 <w:lang w:eastAsia="en-US"/>
               </w:rPr>
-              <w:t xml:space="preserve"> </w:t>
-            </w:r>
-            <w:r>
-              <w:rPr>
-                <w:b/>
-                <w:sz w:val="28"/>
-                <w:szCs w:val="28"/>
-                <w:u w:val="single"/>
-                <w:lang w:eastAsia="en-US"/>
-              </w:rPr>
-              <w:t>Разработка дизайна веб-приложений</w:t>
-            </w:r>
-            <w:r>
-              <w:rPr>
-                <w:b/>
-                <w:sz w:val="28"/>
-                <w:szCs w:val="28"/>
-                <w:u w:val="single"/>
-                <w:lang w:eastAsia="en-US"/>
-              </w:rPr>
-              <w:t xml:space="preserve"> </w:t>
-            </w:r>
-          </w:p>
-          <w:p>
-            <w:pPr>
-              <w:jc w:val="center"/>
-              <w:rPr>
-                <w:b/>
-                <w:sz w:val="28"/>
-                <w:szCs w:val="28"/>
-                <w:u w:val="single"/>
-                <w:lang w:eastAsia="en-US"/>
-              </w:rPr>
-            </w:pPr>
-            <w:r>
-              <w:rPr>
-                <w:b/>
-                <w:sz w:val="28"/>
-                <w:szCs w:val="28"/>
-                <w:lang w:eastAsia="en-US"/>
-              </w:rPr>
-              <w:t xml:space="preserve">                             </w:t>
-            </w:r>
-            <w:r>
-              <w:rPr>
-                <w:b/>
-                <w:sz w:val="28"/>
-                <w:szCs w:val="28"/>
-                <w:u w:val="single"/>
-                <w:lang w:eastAsia="en-US"/>
-              </w:rPr>
-              <w:t>МДК 0</w:t>
-            </w:r>
-            <w:r>
-              <w:rPr>
-                <w:b/>
-                <w:sz w:val="28"/>
-                <w:szCs w:val="28"/>
-                <w:u w:val="single"/>
-                <w:lang w:eastAsia="en-US"/>
-              </w:rPr>
-              <w:t>8</w:t>
-            </w:r>
-            <w:r>
-              <w:rPr>
-                <w:b/>
-                <w:sz w:val="28"/>
-                <w:szCs w:val="28"/>
-                <w:u w:val="single"/>
-                <w:lang w:eastAsia="en-US"/>
-              </w:rPr>
-              <w:t xml:space="preserve">.01 Проектирование и </w:t>
-            </w:r>
-            <w:r>
-              <w:rPr>
-                <w:b/>
-                <w:sz w:val="28"/>
-                <w:szCs w:val="28"/>
-                <w:u w:val="single"/>
-                <w:lang w:eastAsia="en-US"/>
-              </w:rPr>
-              <w:t>разработка интерфейсов пользователя</w:t>
-            </w:r>
-            <w:r>
-              <w:rPr>
-                <w:b/>
-                <w:sz w:val="28"/>
-                <w:szCs w:val="28"/>
-                <w:u w:val="single"/>
-                <w:lang w:eastAsia="en-US"/>
-              </w:rPr>
-              <w:t>»</w:t>
+              <w:t>МДК 08.01 Проектирование и разработка интерфейсов пользователя»</w:t>
             </w:r>
           </w:p>
           <w:p>
@@ -465,16 +385,7 @@
                 <w:u w:val="single"/>
                 <w:lang w:eastAsia="en-US"/>
               </w:rPr>
-              <w:t>«</w:t>
-            </w:r>
-            <w:r>
-              <w:rPr>
-                <w:sz w:val="28"/>
-                <w:szCs w:val="28"/>
-                <w:u w:val="single"/>
-                <w:lang w:eastAsia="en-US"/>
-              </w:rPr>
-              <w:t xml:space="preserve">Проектирование и реализация </w:t>
+              <w:t xml:space="preserve">«Проектирование и реализация </w:t>
             </w:r>
             <w:r>
               <w:rPr>
@@ -703,8 +614,6 @@
                 <w:lang w:eastAsia="en-US"/>
               </w:rPr>
             </w:pPr>
-            <w:bookmarkStart w:id="0" w:name="_GoBack"/>
-            <w:bookmarkEnd w:id="0"/>
           </w:p>
           <w:tbl>
             <w:tblPr>
@@ -777,8 +686,10 @@
                       <w:szCs w:val="28"/>
                       <w:lang w:eastAsia="en-US"/>
                     </w:rPr>
-                    <w:t>Черников Иван Валерьевич</w:t>
+                    <w:t>Мещеряков Кирилл Сергеевич</w:t>
                   </w:r>
+                  <w:bookmarkStart w:id="0" w:name="_GoBack"/>
+                  <w:bookmarkEnd w:id="0"/>
                 </w:p>
               </w:tc>
               <w:tc>
@@ -793,7 +704,7 @@
                       <w:sz w:val="28"/>
                       <w:szCs w:val="28"/>
                       <w:u w:val="single"/>
-                      <w:lang w:val="en-US" w:eastAsia="en-US"/>
+                      <w:lang w:eastAsia="en-US"/>
                     </w:rPr>
                   </w:pPr>
                   <w:r>
@@ -801,7 +712,7 @@
                       <w:sz w:val="28"/>
                       <w:szCs w:val="28"/>
                       <w:u w:val="single"/>
-                      <w:lang w:val="en-US" w:eastAsia="en-US"/>
+                      <w:lang w:eastAsia="en-US"/>
                     </w:rPr>
                     <w:t>3</w:t>
                   </w:r>
@@ -835,7 +746,7 @@
                       <w:sz w:val="28"/>
                       <w:szCs w:val="28"/>
                       <w:u w:val="single"/>
-                      <w:lang w:val="en-US" w:eastAsia="en-US"/>
+                      <w:lang w:eastAsia="en-US"/>
                     </w:rPr>
                     <w:t>3</w:t>
                   </w:r>
@@ -1209,15 +1120,7 @@
                       <w:szCs w:val="28"/>
                       <w:lang w:eastAsia="en-US"/>
                     </w:rPr>
-                    <w:t xml:space="preserve">  »____________ 202</w:t>
-                  </w:r>
-                  <w:r>
-                    <w:rPr>
-                      <w:sz w:val="28"/>
-                      <w:szCs w:val="28"/>
-                      <w:lang w:eastAsia="en-US"/>
-                    </w:rPr>
-                    <w:t>6</w:t>
+                    <w:t xml:space="preserve">  »____________ 2026</w:t>
                   </w:r>
                 </w:p>
               </w:tc>
@@ -1402,15 +1305,7 @@
                 <w:szCs w:val="28"/>
                 <w:lang w:eastAsia="en-US"/>
               </w:rPr>
-              <w:t xml:space="preserve"> 202</w:t>
-            </w:r>
-            <w:r>
-              <w:rPr>
-                <w:sz w:val="28"/>
-                <w:szCs w:val="28"/>
-                <w:lang w:eastAsia="en-US"/>
-              </w:rPr>
-              <w:t>6</w:t>
+              <w:t xml:space="preserve"> 2026</w:t>
             </w:r>
           </w:p>
           <w:p>
